--- a/pr-preview/pr-329/algebra-exponentials.docx
+++ b/pr-preview/pr-329/algebra-exponentials.docx
@@ -15,7 +15,7 @@
         <w:pStyle w:val="Date"/>
       </w:pPr>
       <w:r>
-        <w:t xml:space="preserve">Last modified: 2026-10-16 00:45:25 (PDT)</w:t>
+        <w:t xml:space="preserve">Last modified: 2026-10-16 01:54:17 (PDT)</w:t>
       </w:r>
     </w:p>
     <w:bookmarkStart w:id="30" w:name="sec-polynomials"/>

--- a/pr-preview/pr-329/algebra-exponentials.docx
+++ b/pr-preview/pr-329/algebra-exponentials.docx
@@ -15,7 +15,7 @@
         <w:pStyle w:val="Date"/>
       </w:pPr>
       <w:r>
-        <w:t xml:space="preserve">Last modified: 2026-10-16 01:54:17 (PDT)</w:t>
+        <w:t xml:space="preserve">Last modified: 2026-10-16 02:50:49 (PDT)</w:t>
       </w:r>
     </w:p>
     <w:bookmarkStart w:id="30" w:name="sec-polynomials"/>

--- a/pr-preview/pr-329/algebra-exponentials.docx
+++ b/pr-preview/pr-329/algebra-exponentials.docx
@@ -15,7 +15,7 @@
         <w:pStyle w:val="Date"/>
       </w:pPr>
       <w:r>
-        <w:t xml:space="preserve">Last modified: 2026-10-16 02:50:49 (PDT)</w:t>
+        <w:t xml:space="preserve">Last modified: 2026-10-16 04:03:03 (PDT)</w:t>
       </w:r>
     </w:p>
     <w:bookmarkStart w:id="30" w:name="sec-polynomials"/>
